--- a/Результаты/Методичка_Синхронные_машины.docx
+++ b/Результаты/Методичка_Синхронные_машины.docx
@@ -1435,6 +1435,57 @@
       </w:r>
     </w:p>
     <w:p>
+      <w:pPr>
+        <w:jc w:val="center"/>
+      </w:pPr>
+      <w:r>
+        <w:drawing>
+          <wp:inline xmlns:a="http://schemas.openxmlformats.org/drawingml/2006/main" xmlns:pic="http://schemas.openxmlformats.org/drawingml/2006/picture">
+            <wp:extent cx="4846320" cy="3040697"/>
+            <wp:docPr id="1" name="Picture 1"/>
+            <wp:cNvGraphicFramePr>
+              <a:graphicFrameLocks noChangeAspect="1"/>
+            </wp:cNvGraphicFramePr>
+            <a:graphic>
+              <a:graphicData uri="http://schemas.openxmlformats.org/drawingml/2006/picture">
+                <pic:pic>
+                  <pic:nvPicPr>
+                    <pic:cNvPr id="0" name="l01_speed.png"/>
+                    <pic:cNvPicPr/>
+                  </pic:nvPicPr>
+                  <pic:blipFill>
+                    <a:blip r:embed="rId9"/>
+                    <a:stretch>
+                      <a:fillRect/>
+                    </a:stretch>
+                  </pic:blipFill>
+                  <pic:spPr>
+                    <a:xfrm>
+                      <a:off x="0" y="0"/>
+                      <a:ext cx="4846320" cy="3040697"/>
+                    </a:xfrm>
+                    <a:prstGeom prst="rect"/>
+                  </pic:spPr>
+                </pic:pic>
+              </a:graphicData>
+            </a:graphic>
+          </wp:inline>
+        </w:drawing>
+      </w:r>
+    </w:p>
+    <w:p>
+      <w:pPr>
+        <w:jc w:val="center"/>
+      </w:pPr>
+      <w:r>
+        <w:rPr>
+          <w:i/>
+          <w:sz w:val="18"/>
+        </w:rPr>
+        <w:t>Синхронная частота вращения в зависимости от числа пар полюсов (f = 50 Гц)</w:t>
+      </w:r>
+    </w:p>
+    <w:p>
       <w:r>
         <w:t>────────────────────────────────────────</w:t>
       </w:r>
@@ -2976,6 +3027,57 @@
       </w:r>
     </w:p>
     <w:p>
+      <w:pPr>
+        <w:jc w:val="center"/>
+      </w:pPr>
+      <w:r>
+        <w:drawing>
+          <wp:inline xmlns:a="http://schemas.openxmlformats.org/drawingml/2006/main" xmlns:pic="http://schemas.openxmlformats.org/drawingml/2006/picture">
+            <wp:extent cx="4846320" cy="2892468"/>
+            <wp:docPr id="2" name="Picture 2"/>
+            <wp:cNvGraphicFramePr>
+              <a:graphicFrameLocks noChangeAspect="1"/>
+            </wp:cNvGraphicFramePr>
+            <a:graphic>
+              <a:graphicData uri="http://schemas.openxmlformats.org/drawingml/2006/picture">
+                <pic:pic>
+                  <pic:nvPicPr>
+                    <pic:cNvPr id="0" name="l03_emf.png"/>
+                    <pic:cNvPicPr/>
+                  </pic:nvPicPr>
+                  <pic:blipFill>
+                    <a:blip r:embed="rId10"/>
+                    <a:stretch>
+                      <a:fillRect/>
+                    </a:stretch>
+                  </pic:blipFill>
+                  <pic:spPr>
+                    <a:xfrm>
+                      <a:off x="0" y="0"/>
+                      <a:ext cx="4846320" cy="2892468"/>
+                    </a:xfrm>
+                    <a:prstGeom prst="rect"/>
+                  </pic:spPr>
+                </pic:pic>
+              </a:graphicData>
+            </a:graphic>
+          </wp:inline>
+        </w:drawing>
+      </w:r>
+    </w:p>
+    <w:p>
+      <w:pPr>
+        <w:jc w:val="center"/>
+      </w:pPr>
+      <w:r>
+        <w:rPr>
+          <w:i/>
+          <w:sz w:val="18"/>
+        </w:rPr>
+        <w:t>Форма ЭДС: основная гармоника и искажение высшей (5-й) гармоникой</w:t>
+      </w:r>
+    </w:p>
+    <w:p>
       <w:r>
         <w:t>────────────────────────────────────────</w:t>
       </w:r>
@@ -4883,6 +4985,57 @@
       </w:r>
     </w:p>
     <w:p>
+      <w:pPr>
+        <w:jc w:val="center"/>
+      </w:pPr>
+      <w:r>
+        <w:drawing>
+          <wp:inline xmlns:a="http://schemas.openxmlformats.org/drawingml/2006/main" xmlns:pic="http://schemas.openxmlformats.org/drawingml/2006/picture">
+            <wp:extent cx="4846320" cy="4185820"/>
+            <wp:docPr id="3" name="Picture 3"/>
+            <wp:cNvGraphicFramePr>
+              <a:graphicFrameLocks noChangeAspect="1"/>
+            </wp:cNvGraphicFramePr>
+            <a:graphic>
+              <a:graphicData uri="http://schemas.openxmlformats.org/drawingml/2006/picture">
+                <pic:pic>
+                  <pic:nvPicPr>
+                    <pic:cNvPr id="0" name="l05_vector.png"/>
+                    <pic:cNvPicPr/>
+                  </pic:nvPicPr>
+                  <pic:blipFill>
+                    <a:blip r:embed="rId11"/>
+                    <a:stretch>
+                      <a:fillRect/>
+                    </a:stretch>
+                  </pic:blipFill>
+                  <pic:spPr>
+                    <a:xfrm>
+                      <a:off x="0" y="0"/>
+                      <a:ext cx="4846320" cy="4185820"/>
+                    </a:xfrm>
+                    <a:prstGeom prst="rect"/>
+                  </pic:spPr>
+                </pic:pic>
+              </a:graphicData>
+            </a:graphic>
+          </wp:inline>
+        </w:drawing>
+      </w:r>
+    </w:p>
+    <w:p>
+      <w:pPr>
+        <w:jc w:val="center"/>
+      </w:pPr>
+      <w:r>
+        <w:rPr>
+          <w:i/>
+          <w:sz w:val="18"/>
+        </w:rPr>
+        <w:t>Векторная диаграмма неявнополюсного генератора при индуктивной нагрузке</w:t>
+      </w:r>
+    </w:p>
+    <w:p>
       <w:r>
         <w:t>────────────────────────────────────────</w:t>
       </w:r>
@@ -5114,6 +5267,57 @@
       </w:r>
     </w:p>
     <w:p>
+      <w:pPr>
+        <w:jc w:val="center"/>
+      </w:pPr>
+      <w:r>
+        <w:drawing>
+          <wp:inline xmlns:a="http://schemas.openxmlformats.org/drawingml/2006/main" xmlns:pic="http://schemas.openxmlformats.org/drawingml/2006/picture">
+            <wp:extent cx="4846320" cy="3309191"/>
+            <wp:docPr id="4" name="Picture 4"/>
+            <wp:cNvGraphicFramePr>
+              <a:graphicFrameLocks noChangeAspect="1"/>
+            </wp:cNvGraphicFramePr>
+            <a:graphic>
+              <a:graphicData uri="http://schemas.openxmlformats.org/drawingml/2006/picture">
+                <pic:pic>
+                  <pic:nvPicPr>
+                    <pic:cNvPr id="0" name="l05_occ_scc.png"/>
+                    <pic:cNvPicPr/>
+                  </pic:nvPicPr>
+                  <pic:blipFill>
+                    <a:blip r:embed="rId12"/>
+                    <a:stretch>
+                      <a:fillRect/>
+                    </a:stretch>
+                  </pic:blipFill>
+                  <pic:spPr>
+                    <a:xfrm>
+                      <a:off x="0" y="0"/>
+                      <a:ext cx="4846320" cy="3309191"/>
+                    </a:xfrm>
+                    <a:prstGeom prst="rect"/>
+                  </pic:spPr>
+                </pic:pic>
+              </a:graphicData>
+            </a:graphic>
+          </wp:inline>
+        </w:drawing>
+      </w:r>
+    </w:p>
+    <w:p>
+      <w:pPr>
+        <w:jc w:val="center"/>
+      </w:pPr>
+      <w:r>
+        <w:rPr>
+          <w:i/>
+          <w:sz w:val="18"/>
+        </w:rPr>
+        <w:t>Характеристики холостого хода (с насыщением) и короткого замыкания (линейная)</w:t>
+      </w:r>
+    </w:p>
+    <w:p>
       <w:r>
         <w:t>────────────────────────────────────────</w:t>
       </w:r>
@@ -6109,6 +6313,57 @@
       </w:r>
     </w:p>
     <w:p>
+      <w:pPr>
+        <w:jc w:val="center"/>
+      </w:pPr>
+      <w:r>
+        <w:drawing>
+          <wp:inline xmlns:a="http://schemas.openxmlformats.org/drawingml/2006/main" xmlns:pic="http://schemas.openxmlformats.org/drawingml/2006/picture">
+            <wp:extent cx="4846320" cy="5118486"/>
+            <wp:docPr id="5" name="Picture 5"/>
+            <wp:cNvGraphicFramePr>
+              <a:graphicFrameLocks noChangeAspect="1"/>
+            </wp:cNvGraphicFramePr>
+            <a:graphic>
+              <a:graphicData uri="http://schemas.openxmlformats.org/drawingml/2006/picture">
+                <pic:pic>
+                  <pic:nvPicPr>
+                    <pic:cNvPr id="0" name="l06_salient.png"/>
+                    <pic:cNvPicPr/>
+                  </pic:nvPicPr>
+                  <pic:blipFill>
+                    <a:blip r:embed="rId13"/>
+                    <a:stretch>
+                      <a:fillRect/>
+                    </a:stretch>
+                  </pic:blipFill>
+                  <pic:spPr>
+                    <a:xfrm>
+                      <a:off x="0" y="0"/>
+                      <a:ext cx="4846320" cy="5118486"/>
+                    </a:xfrm>
+                    <a:prstGeom prst="rect"/>
+                  </pic:spPr>
+                </pic:pic>
+              </a:graphicData>
+            </a:graphic>
+          </wp:inline>
+        </w:drawing>
+      </w:r>
+    </w:p>
+    <w:p>
+      <w:pPr>
+        <w:jc w:val="center"/>
+      </w:pPr>
+      <w:r>
+        <w:rPr>
+          <w:i/>
+          <w:sz w:val="18"/>
+        </w:rPr>
+        <w:t>Магнитная проводимость явнополюсной машины: максимум по оси d, минимум по оси q</w:t>
+      </w:r>
+    </w:p>
+    <w:p>
       <w:r>
         <w:t>────────────────────────────────────────</w:t>
       </w:r>
@@ -7324,6 +7579,57 @@
       </w:r>
     </w:p>
     <w:p>
+      <w:pPr>
+        <w:jc w:val="center"/>
+      </w:pPr>
+      <w:r>
+        <w:drawing>
+          <wp:inline xmlns:a="http://schemas.openxmlformats.org/drawingml/2006/main" xmlns:pic="http://schemas.openxmlformats.org/drawingml/2006/picture">
+            <wp:extent cx="4846320" cy="3315904"/>
+            <wp:docPr id="6" name="Picture 6"/>
+            <wp:cNvGraphicFramePr>
+              <a:graphicFrameLocks noChangeAspect="1"/>
+            </wp:cNvGraphicFramePr>
+            <a:graphic>
+              <a:graphicData uri="http://schemas.openxmlformats.org/drawingml/2006/picture">
+                <pic:pic>
+                  <pic:nvPicPr>
+                    <pic:cNvPr id="0" name="l07_external.png"/>
+                    <pic:cNvPicPr/>
+                  </pic:nvPicPr>
+                  <pic:blipFill>
+                    <a:blip r:embed="rId14"/>
+                    <a:stretch>
+                      <a:fillRect/>
+                    </a:stretch>
+                  </pic:blipFill>
+                  <pic:spPr>
+                    <a:xfrm>
+                      <a:off x="0" y="0"/>
+                      <a:ext cx="4846320" cy="3315904"/>
+                    </a:xfrm>
+                    <a:prstGeom prst="rect"/>
+                  </pic:spPr>
+                </pic:pic>
+              </a:graphicData>
+            </a:graphic>
+          </wp:inline>
+        </w:drawing>
+      </w:r>
+    </w:p>
+    <w:p>
+      <w:pPr>
+        <w:jc w:val="center"/>
+      </w:pPr>
+      <w:r>
+        <w:rPr>
+          <w:i/>
+          <w:sz w:val="18"/>
+        </w:rPr>
+        <w:t>Внешние характеристики U(I) при разных cos φ и постоянном возбуждении</w:t>
+      </w:r>
+    </w:p>
+    <w:p>
       <w:r>
         <w:t>────────────────────────────────────────</w:t>
       </w:r>
@@ -9168,6 +9474,57 @@
       </w:r>
     </w:p>
     <w:p>
+      <w:pPr>
+        <w:jc w:val="center"/>
+      </w:pPr>
+      <w:r>
+        <w:drawing>
+          <wp:inline xmlns:a="http://schemas.openxmlformats.org/drawingml/2006/main" xmlns:pic="http://schemas.openxmlformats.org/drawingml/2006/picture">
+            <wp:extent cx="4846320" cy="3147873"/>
+            <wp:docPr id="7" name="Picture 7"/>
+            <wp:cNvGraphicFramePr>
+              <a:graphicFrameLocks noChangeAspect="1"/>
+            </wp:cNvGraphicFramePr>
+            <a:graphic>
+              <a:graphicData uri="http://schemas.openxmlformats.org/drawingml/2006/picture">
+                <pic:pic>
+                  <pic:nvPicPr>
+                    <pic:cNvPr id="0" name="l09_angle.png"/>
+                    <pic:cNvPicPr/>
+                  </pic:nvPicPr>
+                  <pic:blipFill>
+                    <a:blip r:embed="rId15"/>
+                    <a:stretch>
+                      <a:fillRect/>
+                    </a:stretch>
+                  </pic:blipFill>
+                  <pic:spPr>
+                    <a:xfrm>
+                      <a:off x="0" y="0"/>
+                      <a:ext cx="4846320" cy="3147873"/>
+                    </a:xfrm>
+                    <a:prstGeom prst="rect"/>
+                  </pic:spPr>
+                </pic:pic>
+              </a:graphicData>
+            </a:graphic>
+          </wp:inline>
+        </w:drawing>
+      </w:r>
+    </w:p>
+    <w:p>
+      <w:pPr>
+        <w:jc w:val="center"/>
+      </w:pPr>
+      <w:r>
+        <w:rPr>
+          <w:i/>
+          <w:sz w:val="18"/>
+        </w:rPr>
+        <w:t>Угловая характеристика P(θ): неявнополюсная (sin θ) и явнополюсная (с реактивной составляющей sin 2θ)</w:t>
+      </w:r>
+    </w:p>
+    <w:p>
       <w:r>
         <w:t>────────────────────────────────────────</w:t>
       </w:r>
@@ -10315,6 +10672,57 @@
       </w:r>
     </w:p>
     <w:p>
+      <w:pPr>
+        <w:jc w:val="center"/>
+      </w:pPr>
+      <w:r>
+        <w:drawing>
+          <wp:inline xmlns:a="http://schemas.openxmlformats.org/drawingml/2006/main" xmlns:pic="http://schemas.openxmlformats.org/drawingml/2006/picture">
+            <wp:extent cx="4846320" cy="3315904"/>
+            <wp:docPr id="8" name="Picture 8"/>
+            <wp:cNvGraphicFramePr>
+              <a:graphicFrameLocks noChangeAspect="1"/>
+            </wp:cNvGraphicFramePr>
+            <a:graphic>
+              <a:graphicData uri="http://schemas.openxmlformats.org/drawingml/2006/picture">
+                <pic:pic>
+                  <pic:nvPicPr>
+                    <pic:cNvPr id="0" name="l10_ucurves.png"/>
+                    <pic:cNvPicPr/>
+                  </pic:nvPicPr>
+                  <pic:blipFill>
+                    <a:blip r:embed="rId16"/>
+                    <a:stretch>
+                      <a:fillRect/>
+                    </a:stretch>
+                  </pic:blipFill>
+                  <pic:spPr>
+                    <a:xfrm>
+                      <a:off x="0" y="0"/>
+                      <a:ext cx="4846320" cy="3315904"/>
+                    </a:xfrm>
+                    <a:prstGeom prst="rect"/>
+                  </pic:spPr>
+                </pic:pic>
+              </a:graphicData>
+            </a:graphic>
+          </wp:inline>
+        </w:drawing>
+      </w:r>
+    </w:p>
+    <w:p>
+      <w:pPr>
+        <w:jc w:val="center"/>
+      </w:pPr>
+      <w:r>
+        <w:rPr>
+          <w:i/>
+          <w:sz w:val="18"/>
+        </w:rPr>
+        <w:t>U-образные характеристики тока статора от тока возбуждения при P = const</w:t>
+      </w:r>
+    </w:p>
+    <w:p>
       <w:r>
         <w:t>────────────────────────────────────────</w:t>
       </w:r>
@@ -11057,6 +11465,57 @@
       </w:r>
     </w:p>
     <w:p>
+      <w:pPr>
+        <w:jc w:val="center"/>
+      </w:pPr>
+      <w:r>
+        <w:drawing>
+          <wp:inline xmlns:a="http://schemas.openxmlformats.org/drawingml/2006/main" xmlns:pic="http://schemas.openxmlformats.org/drawingml/2006/picture">
+            <wp:extent cx="4846320" cy="3219995"/>
+            <wp:docPr id="9" name="Picture 9"/>
+            <wp:cNvGraphicFramePr>
+              <a:graphicFrameLocks noChangeAspect="1"/>
+            </wp:cNvGraphicFramePr>
+            <a:graphic>
+              <a:graphicData uri="http://schemas.openxmlformats.org/drawingml/2006/picture">
+                <pic:pic>
+                  <pic:nvPicPr>
+                    <pic:cNvPr id="0" name="l11_motor.png"/>
+                    <pic:cNvPicPr/>
+                  </pic:nvPicPr>
+                  <pic:blipFill>
+                    <a:blip r:embed="rId17"/>
+                    <a:stretch>
+                      <a:fillRect/>
+                    </a:stretch>
+                  </pic:blipFill>
+                  <pic:spPr>
+                    <a:xfrm>
+                      <a:off x="0" y="0"/>
+                      <a:ext cx="4846320" cy="3219995"/>
+                    </a:xfrm>
+                    <a:prstGeom prst="rect"/>
+                  </pic:spPr>
+                </pic:pic>
+              </a:graphicData>
+            </a:graphic>
+          </wp:inline>
+        </w:drawing>
+      </w:r>
+    </w:p>
+    <w:p>
+      <w:pPr>
+        <w:jc w:val="center"/>
+      </w:pPr>
+      <w:r>
+        <w:rPr>
+          <w:i/>
+          <w:sz w:val="18"/>
+        </w:rPr>
+        <w:t>Угловая характеристика момента двигателя M(θ): зоны устойчивости и неустойчивости</w:t>
+      </w:r>
+    </w:p>
+    <w:p>
       <w:r>
         <w:t>────────────────────────────────────────</w:t>
       </w:r>
@@ -11693,6 +12152,57 @@
     <w:p>
       <w:r>
         <w:t>Ударный ток может в 10–15 раз превышать номинальный — на это рассчитывают электродинамическую стойкость аппаратов и защиту.</w:t>
+      </w:r>
+    </w:p>
+    <w:p>
+      <w:pPr>
+        <w:jc w:val="center"/>
+      </w:pPr>
+      <w:r>
+        <w:drawing>
+          <wp:inline xmlns:a="http://schemas.openxmlformats.org/drawingml/2006/main" xmlns:pic="http://schemas.openxmlformats.org/drawingml/2006/picture">
+            <wp:extent cx="4846320" cy="2894330"/>
+            <wp:docPr id="10" name="Picture 10"/>
+            <wp:cNvGraphicFramePr>
+              <a:graphicFrameLocks noChangeAspect="1"/>
+            </wp:cNvGraphicFramePr>
+            <a:graphic>
+              <a:graphicData uri="http://schemas.openxmlformats.org/drawingml/2006/picture">
+                <pic:pic>
+                  <pic:nvPicPr>
+                    <pic:cNvPr id="0" name="l12_short.png"/>
+                    <pic:cNvPicPr/>
+                  </pic:nvPicPr>
+                  <pic:blipFill>
+                    <a:blip r:embed="rId18"/>
+                    <a:stretch>
+                      <a:fillRect/>
+                    </a:stretch>
+                  </pic:blipFill>
+                  <pic:spPr>
+                    <a:xfrm>
+                      <a:off x="0" y="0"/>
+                      <a:ext cx="4846320" cy="2894330"/>
+                    </a:xfrm>
+                    <a:prstGeom prst="rect"/>
+                  </pic:spPr>
+                </pic:pic>
+              </a:graphicData>
+            </a:graphic>
+          </wp:inline>
+        </w:drawing>
+      </w:r>
+    </w:p>
+    <w:p>
+      <w:pPr>
+        <w:jc w:val="center"/>
+      </w:pPr>
+      <w:r>
+        <w:rPr>
+          <w:i/>
+          <w:sz w:val="18"/>
+        </w:rPr>
+        <w:t>Ток внезапного КЗ: затухающая огибающая, переход X″_d → X′_d → X_d</w:t>
       </w:r>
     </w:p>
     <w:p>
